--- a/Retrospectiva.docx
+++ b/Retrospectiva.docx
@@ -1,6 +1,6 @@
 
 <file path=word/document.xml><?xml version="1.0" encoding="utf-8"?>
-<w:document xmlns:wpc="http://schemas.microsoft.com/office/word/2010/wordprocessingCanvas" xmlns:cx="http://schemas.microsoft.com/office/drawing/2014/chartex" xmlns:cx1="http://schemas.microsoft.com/office/drawing/2015/9/8/chartex" xmlns:cx2="http://schemas.microsoft.com/office/drawing/2015/10/21/chartex" xmlns:cx3="http://schemas.microsoft.com/office/drawing/2016/5/9/chartex" xmlns:cx4="http://schemas.microsoft.com/office/drawing/2016/5/10/chartex" xmlns:cx5="http://schemas.microsoft.com/office/drawing/2016/5/11/chartex" xmlns:cx6="http://schemas.microsoft.com/office/drawing/2016/5/12/chartex" xmlns:cx7="http://schemas.microsoft.com/office/drawing/2016/5/13/chartex" xmlns:cx8="http://schemas.microsoft.com/office/drawing/2016/5/14/chartex" xmlns:mc="http://schemas.openxmlformats.org/markup-compatibility/2006" xmlns:aink="http://schemas.microsoft.com/office/drawing/2016/ink" xmlns:am3d="http://schemas.microsoft.com/office/drawing/2017/model3d" xmlns:o="urn:schemas-microsoft-com:office:office" xmlns:oel="http://schemas.microsoft.com/office/2019/extlst" xmlns:r="http://schemas.openxmlformats.org/officeDocument/2006/relationships" xmlns:m="http://schemas.openxmlformats.org/officeDocument/2006/math" xmlns:v="urn:schemas-microsoft-com:vml" xmlns:wp14="http://schemas.microsoft.com/office/word/2010/wordprocessingDrawing" xmlns:wp="http://schemas.openxmlformats.org/drawingml/2006/wordprocessingDrawing" xmlns:w10="urn:schemas-microsoft-com:office:word" xmlns:w="http://schemas.openxmlformats.org/wordprocessingml/2006/main" xmlns:w14="http://schemas.microsoft.com/office/word/2010/wordml" xmlns:w15="http://schemas.microsoft.com/office/word/2012/wordml" xmlns:w16cex="http://schemas.microsoft.com/office/word/2018/wordml/cex" xmlns:w16cid="http://schemas.microsoft.com/office/word/2016/wordml/cid" xmlns:w16="http://schemas.microsoft.com/office/word/2018/wordml" xmlns:w16du="http://schemas.microsoft.com/office/word/2023/wordml/word16du" xmlns:w16sdtdh="http://schemas.microsoft.com/office/word/2020/wordml/sdtdatahash" xmlns:w16sdtfl="http://schemas.microsoft.com/office/word/2024/wordml/sdtformatlock" xmlns:w16se="http://schemas.microsoft.com/office/word/2015/wordml/symex" xmlns:wpg="http://schemas.microsoft.com/office/word/2010/wordprocessingGroup" xmlns:wpi="http://schemas.microsoft.com/office/word/2010/wordprocessingInk" xmlns:wne="http://schemas.microsoft.com/office/word/2006/wordml" xmlns:wps="http://schemas.microsoft.com/office/word/2010/wordprocessingShape" mc:Ignorable="w14 w15 w16se w16cid w16 w16cex w16sdtdh w16sdtfl w16du wp14">
+<w:document xmlns:wpc="http://schemas.microsoft.com/office/word/2010/wordprocessingCanvas" xmlns:cx="http://schemas.microsoft.com/office/drawing/2014/chartex" xmlns:cx1="http://schemas.microsoft.com/office/drawing/2015/9/8/chartex" xmlns:cx2="http://schemas.microsoft.com/office/drawing/2015/10/21/chartex" xmlns:cx3="http://schemas.microsoft.com/office/drawing/2016/5/9/chartex" xmlns:cx4="http://schemas.microsoft.com/office/drawing/2016/5/10/chartex" xmlns:cx5="http://schemas.microsoft.com/office/drawing/2016/5/11/chartex" xmlns:cx6="http://schemas.microsoft.com/office/drawing/2016/5/12/chartex" xmlns:cx7="http://schemas.microsoft.com/office/drawing/2016/5/13/chartex" xmlns:cx8="http://schemas.microsoft.com/office/drawing/2016/5/14/chartex" xmlns:mc="http://schemas.openxmlformats.org/markup-compatibility/2006" xmlns:aink="http://schemas.microsoft.com/office/drawing/2016/ink" xmlns:am3d="http://schemas.microsoft.com/office/drawing/2017/model3d" xmlns:o="urn:schemas-microsoft-com:office:office" xmlns:r="http://schemas.openxmlformats.org/officeDocument/2006/relationships" xmlns:m="http://schemas.openxmlformats.org/officeDocument/2006/math" xmlns:v="urn:schemas-microsoft-com:vml" xmlns:wp14="http://schemas.microsoft.com/office/word/2010/wordprocessingDrawing" xmlns:wp="http://schemas.openxmlformats.org/drawingml/2006/wordprocessingDrawing" xmlns:w10="urn:schemas-microsoft-com:office:word" xmlns:w="http://schemas.openxmlformats.org/wordprocessingml/2006/main" xmlns:w14="http://schemas.microsoft.com/office/word/2010/wordml" xmlns:w15="http://schemas.microsoft.com/office/word/2012/wordml" xmlns:w16cid="http://schemas.microsoft.com/office/word/2016/wordml/cid" xmlns:w16se="http://schemas.microsoft.com/office/word/2015/wordml/symex" xmlns:wpg="http://schemas.microsoft.com/office/word/2010/wordprocessingGroup" xmlns:wpi="http://schemas.microsoft.com/office/word/2010/wordprocessingInk" xmlns:wne="http://schemas.microsoft.com/office/word/2006/wordml" xmlns:wps="http://schemas.microsoft.com/office/word/2010/wordprocessingShape" mc:Ignorable="w14 w15 w16se w16cid wp14">
   <w:body>
     <w:p>
       <w:pPr>
@@ -8,17 +8,25 @@
           <w:lang w:val="es-ES"/>
         </w:rPr>
       </w:pPr>
-      <w:r>
-        <w:rPr>
-          <w:lang w:val="es-ES"/>
-        </w:rPr>
-        <w:t xml:space="preserve">Julian </w:t>
-      </w:r>
       <w:proofErr w:type="spellStart"/>
       <w:r>
         <w:rPr>
           <w:lang w:val="es-ES"/>
         </w:rPr>
+        <w:t>Julian</w:t>
+      </w:r>
+      <w:proofErr w:type="spellEnd"/>
+      <w:r>
+        <w:rPr>
+          <w:lang w:val="es-ES"/>
+        </w:rPr>
+        <w:t xml:space="preserve"> </w:t>
+      </w:r>
+      <w:proofErr w:type="spellStart"/>
+      <w:r>
+        <w:rPr>
+          <w:lang w:val="es-ES"/>
+        </w:rPr>
         <w:t>bohorquez</w:t>
       </w:r>
       <w:proofErr w:type="spellEnd"/>
@@ -26,7 +34,21 @@
         <w:rPr>
           <w:lang w:val="es-ES"/>
         </w:rPr>
-        <w:t xml:space="preserve"> – samuel Lizarazo</w:t>
+        <w:t xml:space="preserve"> – </w:t>
+      </w:r>
+      <w:proofErr w:type="spellStart"/>
+      <w:r>
+        <w:rPr>
+          <w:lang w:val="es-ES"/>
+        </w:rPr>
+        <w:t>samuel</w:t>
+      </w:r>
+      <w:proofErr w:type="spellEnd"/>
+      <w:r>
+        <w:rPr>
+          <w:lang w:val="es-ES"/>
+        </w:rPr>
+        <w:t xml:space="preserve"> Lizarazo</w:t>
       </w:r>
     </w:p>
     <w:p>
@@ -323,15 +345,6 @@
           <w:lang w:val="es-CO"/>
         </w:rPr>
       </w:pPr>
-      <w:r>
-        <w:rPr>
-          <w:rFonts w:ascii="Segoe UI" w:hAnsi="Segoe UI" w:cs="Segoe UI"/>
-          <w:color w:val="0D0D0D"/>
-          <w:shd w:val="clear" w:color="auto" w:fill="FFFFFF"/>
-          <w:lang w:val="es-CO"/>
-        </w:rPr>
-        <w:t xml:space="preserve">Julian </w:t>
-      </w:r>
       <w:proofErr w:type="spellStart"/>
       <w:r>
         <w:rPr>
@@ -340,6 +353,26 @@
           <w:shd w:val="clear" w:color="auto" w:fill="FFFFFF"/>
           <w:lang w:val="es-CO"/>
         </w:rPr>
+        <w:t>Julian</w:t>
+      </w:r>
+      <w:proofErr w:type="spellEnd"/>
+      <w:r>
+        <w:rPr>
+          <w:rFonts w:ascii="Segoe UI" w:hAnsi="Segoe UI" w:cs="Segoe UI"/>
+          <w:color w:val="0D0D0D"/>
+          <w:shd w:val="clear" w:color="auto" w:fill="FFFFFF"/>
+          <w:lang w:val="es-CO"/>
+        </w:rPr>
+        <w:t xml:space="preserve"> </w:t>
+      </w:r>
+      <w:proofErr w:type="spellStart"/>
+      <w:r>
+        <w:rPr>
+          <w:rFonts w:ascii="Segoe UI" w:hAnsi="Segoe UI" w:cs="Segoe UI"/>
+          <w:color w:val="0D0D0D"/>
+          <w:shd w:val="clear" w:color="auto" w:fill="FFFFFF"/>
+          <w:lang w:val="es-CO"/>
+        </w:rPr>
         <w:t>bohorquez</w:t>
       </w:r>
       <w:proofErr w:type="spellEnd"/>
@@ -534,8 +567,19 @@
           <w:shd w:val="clear" w:color="auto" w:fill="FFFFFF"/>
           <w:lang w:val="es-ES"/>
         </w:rPr>
-        <w:t>código, pues algunas implementaciones no tuvimos idea como implementarlas en código así que recurrimos a la Inteligencia artificial, la cual nos dio los fragmentos que necesitábamos y nos encargamos de entenderlo.</w:t>
-      </w:r>
+        <w:t xml:space="preserve">código, pues </w:t>
+      </w:r>
+      <w:r>
+        <w:rPr>
+          <w:rFonts w:ascii="Segoe UI" w:hAnsi="Segoe UI" w:cs="Segoe UI"/>
+          <w:color w:val="0D0D0D"/>
+          <w:shd w:val="clear" w:color="auto" w:fill="FFFFFF"/>
+          <w:lang w:val="es-ES"/>
+        </w:rPr>
+        <w:t>aun no comprendemos muy bien como implementarla</w:t>
+      </w:r>
+      <w:bookmarkStart w:id="0" w:name="_GoBack"/>
+      <w:bookmarkEnd w:id="0"/>
     </w:p>
     <w:p>
       <w:pPr>
@@ -779,7 +823,7 @@
 </file>
 
 <file path=word/numbering.xml><?xml version="1.0" encoding="utf-8"?>
-<w:numbering xmlns:wpc="http://schemas.microsoft.com/office/word/2010/wordprocessingCanvas" xmlns:cx="http://schemas.microsoft.com/office/drawing/2014/chartex" xmlns:cx1="http://schemas.microsoft.com/office/drawing/2015/9/8/chartex" xmlns:cx2="http://schemas.microsoft.com/office/drawing/2015/10/21/chartex" xmlns:cx3="http://schemas.microsoft.com/office/drawing/2016/5/9/chartex" xmlns:cx4="http://schemas.microsoft.com/office/drawing/2016/5/10/chartex" xmlns:cx5="http://schemas.microsoft.com/office/drawing/2016/5/11/chartex" xmlns:cx6="http://schemas.microsoft.com/office/drawing/2016/5/12/chartex" xmlns:cx7="http://schemas.microsoft.com/office/drawing/2016/5/13/chartex" xmlns:cx8="http://schemas.microsoft.com/office/drawing/2016/5/14/chartex" xmlns:mc="http://schemas.openxmlformats.org/markup-compatibility/2006" xmlns:aink="http://schemas.microsoft.com/office/drawing/2016/ink" xmlns:am3d="http://schemas.microsoft.com/office/drawing/2017/model3d" xmlns:o="urn:schemas-microsoft-com:office:office" xmlns:oel="http://schemas.microsoft.com/office/2019/extlst" xmlns:r="http://schemas.openxmlformats.org/officeDocument/2006/relationships" xmlns:m="http://schemas.openxmlformats.org/officeDocument/2006/math" xmlns:v="urn:schemas-microsoft-com:vml" xmlns:wp14="http://schemas.microsoft.com/office/word/2010/wordprocessingDrawing" xmlns:wp="http://schemas.openxmlformats.org/drawingml/2006/wordprocessingDrawing" xmlns:w10="urn:schemas-microsoft-com:office:word" xmlns:w="http://schemas.openxmlformats.org/wordprocessingml/2006/main" xmlns:w14="http://schemas.microsoft.com/office/word/2010/wordml" xmlns:w15="http://schemas.microsoft.com/office/word/2012/wordml" xmlns:w16cex="http://schemas.microsoft.com/office/word/2018/wordml/cex" xmlns:w16cid="http://schemas.microsoft.com/office/word/2016/wordml/cid" xmlns:w16="http://schemas.microsoft.com/office/word/2018/wordml" xmlns:w16du="http://schemas.microsoft.com/office/word/2023/wordml/word16du" xmlns:w16sdtdh="http://schemas.microsoft.com/office/word/2020/wordml/sdtdatahash" xmlns:w16sdtfl="http://schemas.microsoft.com/office/word/2024/wordml/sdtformatlock" xmlns:w16se="http://schemas.microsoft.com/office/word/2015/wordml/symex" xmlns:wpg="http://schemas.microsoft.com/office/word/2010/wordprocessingGroup" xmlns:wpi="http://schemas.microsoft.com/office/word/2010/wordprocessingInk" xmlns:wne="http://schemas.microsoft.com/office/word/2006/wordml" xmlns:wps="http://schemas.microsoft.com/office/word/2010/wordprocessingShape" mc:Ignorable="w14 w15 w16se w16cid w16 w16cex w16sdtdh w16sdtfl w16du wp14">
+<w:numbering xmlns:wpc="http://schemas.microsoft.com/office/word/2010/wordprocessingCanvas" xmlns:cx="http://schemas.microsoft.com/office/drawing/2014/chartex" xmlns:cx1="http://schemas.microsoft.com/office/drawing/2015/9/8/chartex" xmlns:cx2="http://schemas.microsoft.com/office/drawing/2015/10/21/chartex" xmlns:cx3="http://schemas.microsoft.com/office/drawing/2016/5/9/chartex" xmlns:cx4="http://schemas.microsoft.com/office/drawing/2016/5/10/chartex" xmlns:cx5="http://schemas.microsoft.com/office/drawing/2016/5/11/chartex" xmlns:cx6="http://schemas.microsoft.com/office/drawing/2016/5/12/chartex" xmlns:cx7="http://schemas.microsoft.com/office/drawing/2016/5/13/chartex" xmlns:cx8="http://schemas.microsoft.com/office/drawing/2016/5/14/chartex" xmlns:mc="http://schemas.openxmlformats.org/markup-compatibility/2006" xmlns:aink="http://schemas.microsoft.com/office/drawing/2016/ink" xmlns:am3d="http://schemas.microsoft.com/office/drawing/2017/model3d" xmlns:o="urn:schemas-microsoft-com:office:office" xmlns:r="http://schemas.openxmlformats.org/officeDocument/2006/relationships" xmlns:m="http://schemas.openxmlformats.org/officeDocument/2006/math" xmlns:v="urn:schemas-microsoft-com:vml" xmlns:wp14="http://schemas.microsoft.com/office/word/2010/wordprocessingDrawing" xmlns:wp="http://schemas.openxmlformats.org/drawingml/2006/wordprocessingDrawing" xmlns:w10="urn:schemas-microsoft-com:office:word" xmlns:w="http://schemas.openxmlformats.org/wordprocessingml/2006/main" xmlns:w14="http://schemas.microsoft.com/office/word/2010/wordml" xmlns:w15="http://schemas.microsoft.com/office/word/2012/wordml" xmlns:w16cid="http://schemas.microsoft.com/office/word/2016/wordml/cid" xmlns:w16se="http://schemas.microsoft.com/office/word/2015/wordml/symex" xmlns:wpg="http://schemas.microsoft.com/office/word/2010/wordprocessingGroup" xmlns:wpi="http://schemas.microsoft.com/office/word/2010/wordprocessingInk" xmlns:wne="http://schemas.microsoft.com/office/word/2006/wordml" xmlns:wps="http://schemas.microsoft.com/office/word/2010/wordprocessingShape" mc:Ignorable="w14 w15 w16se w16cid wp14">
   <w:abstractNum w:abstractNumId="0" w15:restartNumberingAfterBreak="0">
     <w:nsid w:val="1B5F4292"/>
     <w:multiLevelType w:val="multilevel"/>
@@ -893,14 +937,14 @@
       </w:pPr>
     </w:lvl>
   </w:abstractNum>
-  <w:num w:numId="1" w16cid:durableId="800001319">
+  <w:num w:numId="1">
     <w:abstractNumId w:val="0"/>
   </w:num>
 </w:numbering>
 </file>
 
 <file path=word/styles.xml><?xml version="1.0" encoding="utf-8"?>
-<w:styles xmlns:mc="http://schemas.openxmlformats.org/markup-compatibility/2006" xmlns:r="http://schemas.openxmlformats.org/officeDocument/2006/relationships" xmlns:w="http://schemas.openxmlformats.org/wordprocessingml/2006/main" xmlns:w14="http://schemas.microsoft.com/office/word/2010/wordml" xmlns:w15="http://schemas.microsoft.com/office/word/2012/wordml" xmlns:w16cex="http://schemas.microsoft.com/office/word/2018/wordml/cex" xmlns:w16cid="http://schemas.microsoft.com/office/word/2016/wordml/cid" xmlns:w16="http://schemas.microsoft.com/office/word/2018/wordml" xmlns:w16du="http://schemas.microsoft.com/office/word/2023/wordml/word16du" xmlns:w16sdtdh="http://schemas.microsoft.com/office/word/2020/wordml/sdtdatahash" xmlns:w16sdtfl="http://schemas.microsoft.com/office/word/2024/wordml/sdtformatlock" xmlns:w16se="http://schemas.microsoft.com/office/word/2015/wordml/symex" mc:Ignorable="w14 w15 w16se w16cid w16 w16cex w16sdtdh w16sdtfl w16du">
+<w:styles xmlns:mc="http://schemas.openxmlformats.org/markup-compatibility/2006" xmlns:r="http://schemas.openxmlformats.org/officeDocument/2006/relationships" xmlns:w="http://schemas.openxmlformats.org/wordprocessingml/2006/main" xmlns:w14="http://schemas.microsoft.com/office/word/2010/wordml" xmlns:w15="http://schemas.microsoft.com/office/word/2012/wordml" xmlns:w16cid="http://schemas.microsoft.com/office/word/2016/wordml/cid" xmlns:w16se="http://schemas.microsoft.com/office/word/2015/wordml/symex" mc:Ignorable="w14 w15 w16se w16cid">
   <w:docDefaults>
     <w:rPrDefault>
       <w:rPr>
@@ -916,7 +960,7 @@
       </w:pPr>
     </w:pPrDefault>
   </w:docDefaults>
-  <w:latentStyles w:defLockedState="0" w:defUIPriority="99" w:defSemiHidden="0" w:defUnhideWhenUsed="0" w:defQFormat="0" w:count="376">
+  <w:latentStyles w:defLockedState="0" w:defUIPriority="99" w:defSemiHidden="0" w:defUnhideWhenUsed="0" w:defQFormat="0" w:count="375">
     <w:lsdException w:name="Normal" w:uiPriority="0" w:qFormat="1"/>
     <w:lsdException w:name="heading 1" w:uiPriority="9" w:qFormat="1"/>
     <w:lsdException w:name="heading 2" w:semiHidden="1" w:uiPriority="9" w:unhideWhenUsed="1" w:qFormat="1"/>
@@ -1292,19 +1336,18 @@
     <w:lsdException w:name="Smart Hyperlink" w:semiHidden="1" w:unhideWhenUsed="1"/>
     <w:lsdException w:name="Hashtag" w:semiHidden="1" w:unhideWhenUsed="1"/>
     <w:lsdException w:name="Unresolved Mention" w:semiHidden="1" w:unhideWhenUsed="1"/>
-    <w:lsdException w:name="Smart Link" w:semiHidden="1" w:unhideWhenUsed="1"/>
   </w:latentStyles>
   <w:style w:type="paragraph" w:default="1" w:styleId="Normal">
     <w:name w:val="Normal"/>
     <w:qFormat/>
   </w:style>
-  <w:style w:type="character" w:default="1" w:styleId="Fuentedeprrafopredeter">
+  <w:style w:type="character" w:default="1" w:styleId="DefaultParagraphFont">
     <w:name w:val="Default Paragraph Font"/>
     <w:uiPriority w:val="1"/>
     <w:semiHidden/>
     <w:unhideWhenUsed/>
   </w:style>
-  <w:style w:type="table" w:default="1" w:styleId="Tablanormal">
+  <w:style w:type="table" w:default="1" w:styleId="TableNormal">
     <w:name w:val="Normal Table"/>
     <w:uiPriority w:val="99"/>
     <w:semiHidden/>
@@ -1319,7 +1362,7 @@
       </w:tblCellMar>
     </w:tblPr>
   </w:style>
-  <w:style w:type="numbering" w:default="1" w:styleId="Sinlista">
+  <w:style w:type="numbering" w:default="1" w:styleId="NoList">
     <w:name w:val="No List"/>
     <w:uiPriority w:val="99"/>
     <w:semiHidden/>
@@ -1341,9 +1384,9 @@
       <w:szCs w:val="24"/>
     </w:rPr>
   </w:style>
-  <w:style w:type="character" w:styleId="Fuerte">
+  <w:style w:type="character" w:styleId="Strong">
     <w:name w:val="Strong"/>
-    <w:basedOn w:val="Fuentedeprrafopredeter"/>
+    <w:basedOn w:val="DefaultParagraphFont"/>
     <w:uiPriority w:val="22"/>
     <w:qFormat/>
     <w:rsid w:val="005D26F7"/>

--- a/Retrospectiva.docx
+++ b/Retrospectiva.docx
@@ -1,6 +1,6 @@
 
 <file path=word/document.xml><?xml version="1.0" encoding="utf-8"?>
-<w:document xmlns:wpc="http://schemas.microsoft.com/office/word/2010/wordprocessingCanvas" xmlns:cx="http://schemas.microsoft.com/office/drawing/2014/chartex" xmlns:cx1="http://schemas.microsoft.com/office/drawing/2015/9/8/chartex" xmlns:cx2="http://schemas.microsoft.com/office/drawing/2015/10/21/chartex" xmlns:cx3="http://schemas.microsoft.com/office/drawing/2016/5/9/chartex" xmlns:cx4="http://schemas.microsoft.com/office/drawing/2016/5/10/chartex" xmlns:cx5="http://schemas.microsoft.com/office/drawing/2016/5/11/chartex" xmlns:cx6="http://schemas.microsoft.com/office/drawing/2016/5/12/chartex" xmlns:cx7="http://schemas.microsoft.com/office/drawing/2016/5/13/chartex" xmlns:cx8="http://schemas.microsoft.com/office/drawing/2016/5/14/chartex" xmlns:mc="http://schemas.openxmlformats.org/markup-compatibility/2006" xmlns:aink="http://schemas.microsoft.com/office/drawing/2016/ink" xmlns:am3d="http://schemas.microsoft.com/office/drawing/2017/model3d" xmlns:o="urn:schemas-microsoft-com:office:office" xmlns:r="http://schemas.openxmlformats.org/officeDocument/2006/relationships" xmlns:m="http://schemas.openxmlformats.org/officeDocument/2006/math" xmlns:v="urn:schemas-microsoft-com:vml" xmlns:wp14="http://schemas.microsoft.com/office/word/2010/wordprocessingDrawing" xmlns:wp="http://schemas.openxmlformats.org/drawingml/2006/wordprocessingDrawing" xmlns:w10="urn:schemas-microsoft-com:office:word" xmlns:w="http://schemas.openxmlformats.org/wordprocessingml/2006/main" xmlns:w14="http://schemas.microsoft.com/office/word/2010/wordml" xmlns:w15="http://schemas.microsoft.com/office/word/2012/wordml" xmlns:w16cid="http://schemas.microsoft.com/office/word/2016/wordml/cid" xmlns:w16se="http://schemas.microsoft.com/office/word/2015/wordml/symex" xmlns:wpg="http://schemas.microsoft.com/office/word/2010/wordprocessingGroup" xmlns:wpi="http://schemas.microsoft.com/office/word/2010/wordprocessingInk" xmlns:wne="http://schemas.microsoft.com/office/word/2006/wordml" xmlns:wps="http://schemas.microsoft.com/office/word/2010/wordprocessingShape" mc:Ignorable="w14 w15 w16se w16cid wp14">
+<w:document xmlns:wpc="http://schemas.microsoft.com/office/word/2010/wordprocessingCanvas" xmlns:cx="http://schemas.microsoft.com/office/drawing/2014/chartex" xmlns:cx1="http://schemas.microsoft.com/office/drawing/2015/9/8/chartex" xmlns:cx2="http://schemas.microsoft.com/office/drawing/2015/10/21/chartex" xmlns:cx3="http://schemas.microsoft.com/office/drawing/2016/5/9/chartex" xmlns:cx4="http://schemas.microsoft.com/office/drawing/2016/5/10/chartex" xmlns:cx5="http://schemas.microsoft.com/office/drawing/2016/5/11/chartex" xmlns:cx6="http://schemas.microsoft.com/office/drawing/2016/5/12/chartex" xmlns:cx7="http://schemas.microsoft.com/office/drawing/2016/5/13/chartex" xmlns:cx8="http://schemas.microsoft.com/office/drawing/2016/5/14/chartex" xmlns:mc="http://schemas.openxmlformats.org/markup-compatibility/2006" xmlns:aink="http://schemas.microsoft.com/office/drawing/2016/ink" xmlns:am3d="http://schemas.microsoft.com/office/drawing/2017/model3d" xmlns:o="urn:schemas-microsoft-com:office:office" xmlns:oel="http://schemas.microsoft.com/office/2019/extlst" xmlns:r="http://schemas.openxmlformats.org/officeDocument/2006/relationships" xmlns:m="http://schemas.openxmlformats.org/officeDocument/2006/math" xmlns:v="urn:schemas-microsoft-com:vml" xmlns:wp14="http://schemas.microsoft.com/office/word/2010/wordprocessingDrawing" xmlns:wp="http://schemas.openxmlformats.org/drawingml/2006/wordprocessingDrawing" xmlns:w10="urn:schemas-microsoft-com:office:word" xmlns:w="http://schemas.openxmlformats.org/wordprocessingml/2006/main" xmlns:w14="http://schemas.microsoft.com/office/word/2010/wordml" xmlns:w15="http://schemas.microsoft.com/office/word/2012/wordml" xmlns:w16cex="http://schemas.microsoft.com/office/word/2018/wordml/cex" xmlns:w16cid="http://schemas.microsoft.com/office/word/2016/wordml/cid" xmlns:w16="http://schemas.microsoft.com/office/word/2018/wordml" xmlns:w16du="http://schemas.microsoft.com/office/word/2023/wordml/word16du" xmlns:w16sdtdh="http://schemas.microsoft.com/office/word/2020/wordml/sdtdatahash" xmlns:w16sdtfl="http://schemas.microsoft.com/office/word/2024/wordml/sdtformatlock" xmlns:w16se="http://schemas.microsoft.com/office/word/2015/wordml/symex" xmlns:wpg="http://schemas.microsoft.com/office/word/2010/wordprocessingGroup" xmlns:wpi="http://schemas.microsoft.com/office/word/2010/wordprocessingInk" xmlns:wne="http://schemas.microsoft.com/office/word/2006/wordml" xmlns:wps="http://schemas.microsoft.com/office/word/2010/wordprocessingShape" mc:Ignorable="w14 w15 w16se w16cid w16 w16cex w16sdtdh w16sdtfl w16du wp14">
   <w:body>
     <w:p>
       <w:pPr>
@@ -8,329 +8,171 @@
           <w:lang w:val="es-ES"/>
         </w:rPr>
       </w:pPr>
-      <w:proofErr w:type="spellStart"/>
       <w:r>
         <w:rPr>
           <w:lang w:val="es-ES"/>
         </w:rPr>
-        <w:t>Julian</w:t>
-      </w:r>
-      <w:proofErr w:type="spellEnd"/>
-      <w:r>
+        <w:t xml:space="preserve">Julian bohorquez </w:t>
+      </w:r>
+    </w:p>
+    <w:p>
+      <w:pPr>
         <w:rPr>
           <w:lang w:val="es-ES"/>
         </w:rPr>
-        <w:t xml:space="preserve"> </w:t>
-      </w:r>
-      <w:proofErr w:type="spellStart"/>
+      </w:pPr>
       <w:r>
         <w:rPr>
           <w:lang w:val="es-ES"/>
         </w:rPr>
-        <w:t>bohorquez</w:t>
-      </w:r>
-      <w:proofErr w:type="spellEnd"/>
-      <w:r>
+        <w:t xml:space="preserve">Proyecto inicial dopo </w:t>
+      </w:r>
+    </w:p>
+    <w:p>
+      <w:pPr>
         <w:rPr>
           <w:lang w:val="es-ES"/>
         </w:rPr>
-        <w:t xml:space="preserve"> – </w:t>
-      </w:r>
-      <w:proofErr w:type="spellStart"/>
+      </w:pPr>
       <w:r>
         <w:rPr>
           <w:lang w:val="es-ES"/>
         </w:rPr>
-        <w:t>samuel</w:t>
-      </w:r>
-      <w:proofErr w:type="spellEnd"/>
-      <w:r>
-        <w:rPr>
-          <w:lang w:val="es-ES"/>
-        </w:rPr>
-        <w:t xml:space="preserve"> Lizarazo</w:t>
-      </w:r>
-    </w:p>
-    <w:p>
-      <w:pPr>
-        <w:rPr>
-          <w:lang w:val="es-ES"/>
-        </w:rPr>
-      </w:pPr>
-      <w:r>
-        <w:rPr>
-          <w:lang w:val="es-ES"/>
-        </w:rPr>
-        <w:t xml:space="preserve">Proyecto inicial dopo </w:t>
-      </w:r>
-    </w:p>
-    <w:p>
-      <w:pPr>
-        <w:rPr>
-          <w:lang w:val="es-ES"/>
-        </w:rPr>
-      </w:pPr>
-      <w:r>
-        <w:rPr>
-          <w:lang w:val="es-ES"/>
-        </w:rPr>
         <w:t xml:space="preserve">Retrospectiva </w:t>
       </w:r>
     </w:p>
     <w:p>
       <w:pPr>
         <w:rPr>
-          <w:lang w:val="es-ES"/>
-        </w:rPr>
-      </w:pPr>
-    </w:p>
-    <w:p>
-      <w:pPr>
-        <w:rPr>
-          <w:rFonts w:ascii="Segoe UI" w:hAnsi="Segoe UI" w:cs="Segoe UI"/>
-          <w:color w:val="0D0D0D"/>
-          <w:shd w:val="clear" w:color="auto" w:fill="FFFFFF"/>
-          <w:lang w:val="es-ES"/>
-        </w:rPr>
-      </w:pPr>
-      <w:proofErr w:type="gramStart"/>
-      <w:r>
-        <w:rPr>
-          <w:lang w:val="es-ES"/>
-        </w:rPr>
-        <w:t>1 )</w:t>
-      </w:r>
-      <w:proofErr w:type="gramEnd"/>
-      <w:r>
-        <w:rPr>
-          <w:rFonts w:ascii="Segoe UI" w:hAnsi="Segoe UI" w:cs="Segoe UI"/>
-          <w:color w:val="0D0D0D"/>
-          <w:shd w:val="clear" w:color="auto" w:fill="FFFFFF"/>
-          <w:lang w:val="es-ES"/>
-        </w:rPr>
-        <w:t xml:space="preserve"> </w:t>
-      </w:r>
-      <w:r>
-        <w:rPr>
-          <w:rFonts w:ascii="Segoe UI" w:hAnsi="Segoe UI" w:cs="Segoe UI"/>
-          <w:color w:val="0D0D0D"/>
-          <w:shd w:val="clear" w:color="auto" w:fill="FFFFFF"/>
-          <w:lang w:val="es-ES"/>
-        </w:rPr>
-        <w:t xml:space="preserve">Definimos </w:t>
-      </w:r>
-      <w:r>
-        <w:rPr>
-          <w:rFonts w:ascii="Segoe UI" w:hAnsi="Segoe UI" w:cs="Segoe UI"/>
-          <w:color w:val="0D0D0D"/>
-          <w:shd w:val="clear" w:color="auto" w:fill="FFFFFF"/>
-          <w:lang w:val="es-ES"/>
-        </w:rPr>
-        <w:t>3</w:t>
-      </w:r>
-      <w:r>
-        <w:rPr>
-          <w:rFonts w:ascii="Segoe UI" w:hAnsi="Segoe UI" w:cs="Segoe UI"/>
-          <w:color w:val="0D0D0D"/>
-          <w:shd w:val="clear" w:color="auto" w:fill="FFFFFF"/>
-          <w:lang w:val="es-ES"/>
-        </w:rPr>
-        <w:t xml:space="preserve"> </w:t>
-      </w:r>
-      <w:proofErr w:type="spellStart"/>
-      <w:r>
-        <w:rPr>
-          <w:rFonts w:ascii="Segoe UI" w:hAnsi="Segoe UI" w:cs="Segoe UI"/>
-          <w:color w:val="0D0D0D"/>
-          <w:shd w:val="clear" w:color="auto" w:fill="FFFFFF"/>
-          <w:lang w:val="es-ES"/>
-        </w:rPr>
-        <w:t>miniciclos</w:t>
-      </w:r>
-      <w:proofErr w:type="spellEnd"/>
-      <w:r>
-        <w:rPr>
-          <w:rFonts w:ascii="Segoe UI" w:hAnsi="Segoe UI" w:cs="Segoe UI"/>
-          <w:color w:val="0D0D0D"/>
-          <w:shd w:val="clear" w:color="auto" w:fill="FFFFFF"/>
-          <w:lang w:val="es-ES"/>
-        </w:rPr>
-        <w:t>:</w:t>
-      </w:r>
-    </w:p>
-    <w:p>
-      <w:pPr>
-        <w:rPr>
-          <w:rFonts w:ascii="Segoe UI" w:hAnsi="Segoe UI" w:cs="Segoe UI"/>
-          <w:color w:val="0D0D0D"/>
-          <w:shd w:val="clear" w:color="auto" w:fill="FFFFFF"/>
-          <w:lang w:val="es-CO"/>
-        </w:rPr>
-      </w:pPr>
-      <w:r>
-        <w:rPr>
-          <w:rFonts w:ascii="Segoe UI" w:hAnsi="Segoe UI" w:cs="Segoe UI"/>
-          <w:color w:val="0D0D0D"/>
-          <w:shd w:val="clear" w:color="auto" w:fill="FFFFFF"/>
-          <w:lang w:val="es-ES"/>
-        </w:rPr>
-        <w:t>MiniCiclo1</w:t>
-      </w:r>
-      <w:r>
-        <w:rPr>
-          <w:rFonts w:ascii="Segoe UI" w:hAnsi="Segoe UI" w:cs="Segoe UI"/>
-          <w:color w:val="0D0D0D"/>
-          <w:shd w:val="clear" w:color="auto" w:fill="FFFFFF"/>
-          <w:lang w:val="es-CO"/>
-        </w:rPr>
-        <w:t>:</w:t>
-      </w:r>
-      <w:r>
-        <w:rPr>
-          <w:rFonts w:ascii="Segoe UI" w:hAnsi="Segoe UI" w:cs="Segoe UI"/>
-          <w:color w:val="0D0D0D"/>
-          <w:shd w:val="clear" w:color="auto" w:fill="FFFFFF"/>
-          <w:lang w:val="es-CO"/>
-        </w:rPr>
-        <w:t xml:space="preserve"> </w:t>
-      </w:r>
-      <w:r>
-        <w:rPr>
-          <w:rFonts w:ascii="Segoe UI" w:hAnsi="Segoe UI" w:cs="Segoe UI"/>
-          <w:color w:val="0D0D0D"/>
-          <w:shd w:val="clear" w:color="auto" w:fill="FFFFFF"/>
-          <w:lang w:val="es-CO"/>
-        </w:rPr>
-        <w:t>Diseño del constructor nuevo</w:t>
-      </w:r>
-    </w:p>
-    <w:p>
-      <w:pPr>
-        <w:rPr>
-          <w:rFonts w:ascii="Segoe UI" w:hAnsi="Segoe UI" w:cs="Segoe UI"/>
-          <w:color w:val="0D0D0D"/>
-          <w:shd w:val="clear" w:color="auto" w:fill="FFFFFF"/>
-          <w:lang w:val="es-CO"/>
-        </w:rPr>
-      </w:pPr>
-      <w:r>
-        <w:rPr>
-          <w:rFonts w:ascii="Segoe UI" w:hAnsi="Segoe UI" w:cs="Segoe UI"/>
-          <w:color w:val="0D0D0D"/>
-          <w:shd w:val="clear" w:color="auto" w:fill="FFFFFF"/>
-          <w:lang w:val="es-CO"/>
-        </w:rPr>
-        <w:t xml:space="preserve">MiniCiclo2: </w:t>
-      </w:r>
-      <w:r>
-        <w:rPr>
-          <w:rFonts w:ascii="Segoe UI" w:hAnsi="Segoe UI" w:cs="Segoe UI"/>
-          <w:color w:val="0D0D0D"/>
-          <w:shd w:val="clear" w:color="auto" w:fill="FFFFFF"/>
-          <w:lang w:val="es-CO"/>
-        </w:rPr>
-        <w:t xml:space="preserve">Diseño de la </w:t>
-      </w:r>
-      <w:proofErr w:type="spellStart"/>
-      <w:r>
-        <w:rPr>
-          <w:rFonts w:ascii="Segoe UI" w:hAnsi="Segoe UI" w:cs="Segoe UI"/>
-          <w:color w:val="0D0D0D"/>
-          <w:shd w:val="clear" w:color="auto" w:fill="FFFFFF"/>
-          <w:lang w:val="es-CO"/>
-        </w:rPr>
-        <w:t>solucion</w:t>
-      </w:r>
-      <w:proofErr w:type="spellEnd"/>
-    </w:p>
-    <w:p>
-      <w:pPr>
-        <w:rPr>
-          <w:rFonts w:ascii="Segoe UI" w:hAnsi="Segoe UI" w:cs="Segoe UI"/>
-          <w:color w:val="0D0D0D"/>
-          <w:shd w:val="clear" w:color="auto" w:fill="FFFFFF"/>
-          <w:lang w:val="es-CO"/>
-        </w:rPr>
-      </w:pPr>
-      <w:r>
-        <w:rPr>
-          <w:rFonts w:ascii="Segoe UI" w:hAnsi="Segoe UI" w:cs="Segoe UI"/>
-          <w:color w:val="0D0D0D"/>
-          <w:shd w:val="clear" w:color="auto" w:fill="FFFFFF"/>
-          <w:lang w:val="es-CO"/>
-        </w:rPr>
-        <w:t xml:space="preserve">MiniCiclo3: </w:t>
-      </w:r>
-      <w:r>
-        <w:rPr>
-          <w:rFonts w:ascii="Segoe UI" w:hAnsi="Segoe UI" w:cs="Segoe UI"/>
-          <w:color w:val="0D0D0D"/>
-          <w:shd w:val="clear" w:color="auto" w:fill="FFFFFF"/>
-          <w:lang w:val="es-CO"/>
-        </w:rPr>
-        <w:t xml:space="preserve"> </w:t>
-      </w:r>
-      <w:r>
-        <w:rPr>
-          <w:rFonts w:ascii="Segoe UI" w:hAnsi="Segoe UI" w:cs="Segoe UI"/>
-          <w:color w:val="0D0D0D"/>
-          <w:shd w:val="clear" w:color="auto" w:fill="FFFFFF"/>
-          <w:lang w:val="es-CO"/>
-        </w:rPr>
-        <w:t>Diseño del</w:t>
-      </w:r>
-    </w:p>
-    <w:p>
-      <w:pPr>
-        <w:rPr>
-          <w:rFonts w:ascii="Segoe UI" w:hAnsi="Segoe UI" w:cs="Segoe UI"/>
-          <w:color w:val="0D0D0D"/>
-          <w:shd w:val="clear" w:color="auto" w:fill="FFFFFF"/>
-          <w:lang w:val="es-CO"/>
-        </w:rPr>
-      </w:pPr>
-      <w:r>
-        <w:rPr>
-          <w:rFonts w:ascii="Segoe UI" w:hAnsi="Segoe UI" w:cs="Segoe UI"/>
-          <w:color w:val="0D0D0D"/>
-          <w:shd w:val="clear" w:color="auto" w:fill="FFFFFF"/>
-          <w:lang w:val="es-ES"/>
-        </w:rPr>
-        <w:t>2)</w:t>
-      </w:r>
-      <w:r>
-        <w:rPr>
-          <w:rFonts w:ascii="Segoe UI" w:hAnsi="Segoe UI" w:cs="Segoe UI"/>
-          <w:color w:val="0D0D0D"/>
-          <w:shd w:val="clear" w:color="auto" w:fill="FFFFFF"/>
-          <w:lang w:val="es-ES"/>
-        </w:rPr>
-        <w:t xml:space="preserve"> No están completos en su totalidad</w:t>
-      </w:r>
-      <w:r>
-        <w:rPr>
-          <w:rFonts w:ascii="Segoe UI" w:hAnsi="Segoe UI" w:cs="Segoe UI"/>
-          <w:color w:val="0D0D0D"/>
-          <w:shd w:val="clear" w:color="auto" w:fill="FFFFFF"/>
-          <w:lang w:val="es-ES"/>
-        </w:rPr>
-        <w:t xml:space="preserve"> </w:t>
-      </w:r>
-    </w:p>
-    <w:p>
-      <w:pPr>
-        <w:rPr>
-          <w:rFonts w:ascii="Segoe UI" w:hAnsi="Segoe UI" w:cs="Segoe UI"/>
-          <w:color w:val="0D0D0D"/>
-          <w:shd w:val="clear" w:color="auto" w:fill="FFFFFF"/>
-          <w:lang w:val="es-CO"/>
-        </w:rPr>
-      </w:pPr>
-      <w:r>
-        <w:rPr>
-          <w:rFonts w:ascii="Segoe UI" w:hAnsi="Segoe UI" w:cs="Segoe UI"/>
-          <w:color w:val="0D0D0D"/>
-          <w:shd w:val="clear" w:color="auto" w:fill="FFFFFF"/>
+          <w:lang w:val="es-CO"/>
+        </w:rPr>
+      </w:pPr>
+    </w:p>
+    <w:p>
+      <w:pPr>
+        <w:rPr>
+          <w:lang w:val="es-CO"/>
+        </w:rPr>
+      </w:pPr>
+      <w:r>
+        <w:rPr>
+          <w:lang w:val="es-CO"/>
+        </w:rPr>
+        <w:t>1) Miniciclos definidos:</w:t>
+      </w:r>
+    </w:p>
+    <w:p>
+      <w:pPr>
+        <w:rPr>
+          <w:lang w:val="es-CO"/>
+        </w:rPr>
+      </w:pPr>
+      <w:r>
+        <w:rPr>
+          <w:lang w:val="es-CO"/>
+        </w:rPr>
+        <w:t>MiniCiclo1: Pasar el proyecto a VS Code.</w:t>
+      </w:r>
+    </w:p>
+    <w:p>
+      <w:pPr>
+        <w:rPr>
+          <w:lang w:val="es-CO"/>
+        </w:rPr>
+      </w:pPr>
+      <w:r>
+        <w:rPr>
+          <w:lang w:val="es-CO"/>
+        </w:rPr>
+        <w:t xml:space="preserve"> MiniCiclo2: Análisis dinámico con JaCoCo. </w:t>
+      </w:r>
+    </w:p>
+    <w:p>
+      <w:pPr>
+        <w:rPr>
+          <w:lang w:val="es-CO"/>
+        </w:rPr>
+      </w:pPr>
+      <w:r>
+        <w:rPr>
+          <w:lang w:val="es-CO"/>
+        </w:rPr>
+        <w:t>MiniCiclo3: Análisis estático con PMD. MiniCiclo4: Prueba de aceptación.</w:t>
+      </w:r>
+    </w:p>
+    <w:p>
+      <w:pPr>
+        <w:rPr>
+          <w:lang w:val="es-CO"/>
+        </w:rPr>
+      </w:pPr>
+    </w:p>
+    <w:p>
+      <w:pPr>
+        <w:rPr>
+          <w:lang w:val="es-CO"/>
+        </w:rPr>
+      </w:pPr>
+      <w:r>
+        <w:rPr>
+          <w:lang w:val="es-CO"/>
+        </w:rPr>
+        <w:t>2) Estado actual del proyecto:</w:t>
+      </w:r>
+    </w:p>
+    <w:p>
+      <w:pPr>
+        <w:rPr>
+          <w:lang w:val="es-CO"/>
+        </w:rPr>
+      </w:pPr>
+      <w:r>
+        <w:rPr>
+          <w:lang w:val="es-CO"/>
+        </w:rPr>
+        <w:t>Ciclos 1 a 4: los miniciclos están completos. Todos los requisitos funcionales están implementados y las 84 pruebas de unidad pasan en modo invisible.</w:t>
+      </w:r>
+    </w:p>
+    <w:p>
+      <w:pPr>
+        <w:rPr>
+          <w:lang w:val="es-CO"/>
+        </w:rPr>
+      </w:pPr>
+      <w:r>
+        <w:rPr>
+          <w:lang w:val="es-CO"/>
+        </w:rPr>
+        <w:t>Ciclo 5: MiniCiclo1 completo. MiniCiclo2: cobertura inicial 70 %, cobertura final [</w:t>
+      </w:r>
+      <w:r>
+        <w:rPr>
+          <w:lang w:val="es-CO"/>
+        </w:rPr>
+        <w:t>80</w:t>
+      </w:r>
+      <w:r>
+        <w:rPr>
+          <w:lang w:val="es-CO"/>
+        </w:rPr>
+        <w:t xml:space="preserve">%]. MiniCiclo3: de 10 violaciones de prioridad alta quedaron 0. </w:t>
+      </w:r>
+    </w:p>
+    <w:p>
+      <w:pPr>
+        <w:rPr>
+          <w:lang w:val="es-CO"/>
+        </w:rPr>
+      </w:pPr>
+    </w:p>
+    <w:p>
+      <w:pPr>
+        <w:rPr>
+          <w:lang w:val="es-CO"/>
+        </w:rPr>
+      </w:pPr>
+      <w:r>
+        <w:rPr>
           <w:lang w:val="es-CO"/>
         </w:rPr>
         <w:t>3)</w:t>
@@ -339,66 +181,23 @@
     <w:p>
       <w:pPr>
         <w:rPr>
-          <w:rFonts w:ascii="Segoe UI" w:hAnsi="Segoe UI" w:cs="Segoe UI"/>
-          <w:color w:val="0D0D0D"/>
-          <w:shd w:val="clear" w:color="auto" w:fill="FFFFFF"/>
-          <w:lang w:val="es-CO"/>
-        </w:rPr>
-      </w:pPr>
-      <w:proofErr w:type="spellStart"/>
-      <w:r>
-        <w:rPr>
-          <w:rFonts w:ascii="Segoe UI" w:hAnsi="Segoe UI" w:cs="Segoe UI"/>
-          <w:color w:val="0D0D0D"/>
-          <w:shd w:val="clear" w:color="auto" w:fill="FFFFFF"/>
-          <w:lang w:val="es-CO"/>
-        </w:rPr>
-        <w:t>Julian</w:t>
-      </w:r>
-      <w:proofErr w:type="spellEnd"/>
-      <w:r>
-        <w:rPr>
-          <w:rFonts w:ascii="Segoe UI" w:hAnsi="Segoe UI" w:cs="Segoe UI"/>
-          <w:color w:val="0D0D0D"/>
-          <w:shd w:val="clear" w:color="auto" w:fill="FFFFFF"/>
-          <w:lang w:val="es-CO"/>
-        </w:rPr>
-        <w:t xml:space="preserve"> </w:t>
-      </w:r>
-      <w:proofErr w:type="spellStart"/>
-      <w:r>
-        <w:rPr>
-          <w:rFonts w:ascii="Segoe UI" w:hAnsi="Segoe UI" w:cs="Segoe UI"/>
-          <w:color w:val="0D0D0D"/>
-          <w:shd w:val="clear" w:color="auto" w:fill="FFFFFF"/>
-          <w:lang w:val="es-CO"/>
-        </w:rPr>
-        <w:t>bohorquez</w:t>
-      </w:r>
-      <w:proofErr w:type="spellEnd"/>
-      <w:r>
-        <w:rPr>
-          <w:rFonts w:ascii="Segoe UI" w:hAnsi="Segoe UI" w:cs="Segoe UI"/>
-          <w:color w:val="0D0D0D"/>
-          <w:shd w:val="clear" w:color="auto" w:fill="FFFFFF"/>
-          <w:lang w:val="es-CO"/>
-        </w:rPr>
-        <w:t xml:space="preserve"> = </w:t>
-      </w:r>
-      <w:r>
-        <w:rPr>
-          <w:rFonts w:ascii="Segoe UI" w:hAnsi="Segoe UI" w:cs="Segoe UI"/>
-          <w:color w:val="0D0D0D"/>
-          <w:shd w:val="clear" w:color="auto" w:fill="FFFFFF"/>
-          <w:lang w:val="es-CO"/>
-        </w:rPr>
-        <w:t>12</w:t>
-      </w:r>
-      <w:r>
-        <w:rPr>
-          <w:rFonts w:ascii="Segoe UI" w:hAnsi="Segoe UI" w:cs="Segoe UI"/>
-          <w:color w:val="0D0D0D"/>
-          <w:shd w:val="clear" w:color="auto" w:fill="FFFFFF"/>
+          <w:lang w:val="es-CO"/>
+        </w:rPr>
+      </w:pPr>
+      <w:r>
+        <w:rPr>
+          <w:lang w:val="es-CO"/>
+        </w:rPr>
+        <w:t xml:space="preserve">Julian bohorquez = </w:t>
+      </w:r>
+      <w:r>
+        <w:rPr>
+          <w:lang w:val="es-CO"/>
+        </w:rPr>
+        <w:t>4</w:t>
+      </w:r>
+      <w:r>
+        <w:rPr>
           <w:lang w:val="es-CO"/>
         </w:rPr>
         <w:t xml:space="preserve"> horas</w:t>
@@ -407,410 +206,154 @@
     <w:p>
       <w:pPr>
         <w:rPr>
-          <w:rFonts w:ascii="Segoe UI" w:hAnsi="Segoe UI" w:cs="Segoe UI"/>
-          <w:color w:val="0D0D0D"/>
-          <w:shd w:val="clear" w:color="auto" w:fill="FFFFFF"/>
-          <w:lang w:val="es-CO"/>
-        </w:rPr>
-      </w:pPr>
-      <w:r>
-        <w:rPr>
-          <w:rFonts w:ascii="Segoe UI" w:hAnsi="Segoe UI" w:cs="Segoe UI"/>
-          <w:color w:val="0D0D0D"/>
-          <w:shd w:val="clear" w:color="auto" w:fill="FFFFFF"/>
-          <w:lang w:val="es-CO"/>
-        </w:rPr>
-        <w:t>Samuel Lizarazo =9 horas</w:t>
-      </w:r>
-    </w:p>
-    <w:p>
-      <w:pPr>
-        <w:rPr>
-          <w:rFonts w:ascii="Segoe UI" w:hAnsi="Segoe UI" w:cs="Segoe UI"/>
-          <w:color w:val="0D0D0D"/>
-          <w:shd w:val="clear" w:color="auto" w:fill="FFFFFF"/>
-          <w:lang w:val="es-CO"/>
-        </w:rPr>
-      </w:pPr>
-    </w:p>
-    <w:p>
-      <w:pPr>
-        <w:rPr>
-          <w:rFonts w:ascii="Segoe UI" w:hAnsi="Segoe UI" w:cs="Segoe UI"/>
-          <w:color w:val="0D0D0D"/>
-          <w:shd w:val="clear" w:color="auto" w:fill="FFFFFF"/>
-          <w:lang w:val="es-ES"/>
-        </w:rPr>
-      </w:pPr>
-      <w:r>
-        <w:rPr>
-          <w:rFonts w:ascii="Segoe UI" w:hAnsi="Segoe UI" w:cs="Segoe UI"/>
-          <w:color w:val="0D0D0D"/>
-          <w:shd w:val="clear" w:color="auto" w:fill="FFFFFF"/>
-          <w:lang w:val="es-ES"/>
-        </w:rPr>
-        <w:t xml:space="preserve">4) </w:t>
-      </w:r>
-      <w:r>
-        <w:rPr>
-          <w:rFonts w:ascii="Segoe UI" w:hAnsi="Segoe UI" w:cs="Segoe UI"/>
-          <w:color w:val="0D0D0D"/>
-          <w:shd w:val="clear" w:color="auto" w:fill="FFFFFF"/>
-          <w:lang w:val="es-ES"/>
-        </w:rPr>
-        <w:t xml:space="preserve">Consideramos que el mayor logro fue aplicar </w:t>
-      </w:r>
-      <w:r>
-        <w:rPr>
-          <w:rFonts w:ascii="Segoe UI" w:hAnsi="Segoe UI" w:cs="Segoe UI"/>
-          <w:color w:val="0D0D0D"/>
-          <w:shd w:val="clear" w:color="auto" w:fill="FFFFFF"/>
-          <w:lang w:val="es-ES"/>
-        </w:rPr>
-        <w:t>correcciones y la implementación de la solución del ciclo 3.</w:t>
-      </w:r>
-      <w:r>
-        <w:rPr>
-          <w:rFonts w:ascii="Segoe UI" w:hAnsi="Segoe UI" w:cs="Segoe UI"/>
-          <w:color w:val="0D0D0D"/>
-          <w:shd w:val="clear" w:color="auto" w:fill="FFFFFF"/>
-          <w:lang w:val="es-ES"/>
-        </w:rPr>
-        <w:t xml:space="preserve"> </w:t>
-      </w:r>
-    </w:p>
-    <w:p>
-      <w:pPr>
-        <w:rPr>
-          <w:rFonts w:ascii="Segoe UI" w:hAnsi="Segoe UI" w:cs="Segoe UI"/>
-          <w:color w:val="0D0D0D"/>
-          <w:shd w:val="clear" w:color="auto" w:fill="FFFFFF"/>
-          <w:lang w:val="es-ES"/>
-        </w:rPr>
-      </w:pPr>
-      <w:r>
-        <w:rPr>
-          <w:rFonts w:ascii="Segoe UI" w:hAnsi="Segoe UI" w:cs="Segoe UI"/>
-          <w:color w:val="0D0D0D"/>
-          <w:shd w:val="clear" w:color="auto" w:fill="FFFFFF"/>
-          <w:lang w:val="es-ES"/>
-        </w:rPr>
-        <w:t>5)</w:t>
-      </w:r>
-      <w:r>
-        <w:rPr>
-          <w:rFonts w:ascii="Segoe UI" w:hAnsi="Segoe UI" w:cs="Segoe UI"/>
-          <w:color w:val="0D0D0D"/>
-          <w:shd w:val="clear" w:color="auto" w:fill="FFFFFF"/>
-          <w:lang w:val="es-ES"/>
-        </w:rPr>
-        <w:t xml:space="preserve">Consideramos que </w:t>
-      </w:r>
-      <w:r>
-        <w:rPr>
-          <w:rFonts w:ascii="Segoe UI" w:hAnsi="Segoe UI" w:cs="Segoe UI"/>
-          <w:color w:val="0D0D0D"/>
-          <w:shd w:val="clear" w:color="auto" w:fill="FFFFFF"/>
-          <w:lang w:val="es-ES"/>
-        </w:rPr>
-        <w:t xml:space="preserve">en esta entrega </w:t>
-      </w:r>
-      <w:r>
-        <w:rPr>
-          <w:rFonts w:ascii="Segoe UI" w:hAnsi="Segoe UI" w:cs="Segoe UI"/>
-          <w:color w:val="0D0D0D"/>
-          <w:shd w:val="clear" w:color="auto" w:fill="FFFFFF"/>
-          <w:lang w:val="es-ES"/>
-        </w:rPr>
-        <w:t xml:space="preserve">lo </w:t>
-      </w:r>
-      <w:r>
-        <w:rPr>
-          <w:rFonts w:ascii="Segoe UI" w:hAnsi="Segoe UI" w:cs="Segoe UI"/>
-          <w:color w:val="0D0D0D"/>
-          <w:shd w:val="clear" w:color="auto" w:fill="FFFFFF"/>
-          <w:lang w:val="es-ES"/>
-        </w:rPr>
-        <w:t>q</w:t>
-      </w:r>
-      <w:r>
-        <w:rPr>
-          <w:rFonts w:ascii="Segoe UI" w:hAnsi="Segoe UI" w:cs="Segoe UI"/>
-          <w:color w:val="0D0D0D"/>
-          <w:shd w:val="clear" w:color="auto" w:fill="FFFFFF"/>
-          <w:lang w:val="es-ES"/>
-        </w:rPr>
-        <w:t xml:space="preserve">ue </w:t>
-      </w:r>
-      <w:r>
-        <w:rPr>
-          <w:rFonts w:ascii="Segoe UI" w:hAnsi="Segoe UI" w:cs="Segoe UI"/>
-          <w:color w:val="0D0D0D"/>
-          <w:shd w:val="clear" w:color="auto" w:fill="FFFFFF"/>
-          <w:lang w:val="es-ES"/>
-        </w:rPr>
-        <w:t>más</w:t>
-      </w:r>
-      <w:r>
-        <w:rPr>
-          <w:rFonts w:ascii="Segoe UI" w:hAnsi="Segoe UI" w:cs="Segoe UI"/>
-          <w:color w:val="0D0D0D"/>
-          <w:shd w:val="clear" w:color="auto" w:fill="FFFFFF"/>
-          <w:lang w:val="es-ES"/>
-        </w:rPr>
-        <w:t xml:space="preserve"> se dificulto fue la creación de la solución, en cuanto a </w:t>
-      </w:r>
-      <w:r>
-        <w:rPr>
-          <w:rFonts w:ascii="Segoe UI" w:hAnsi="Segoe UI" w:cs="Segoe UI"/>
-          <w:color w:val="0D0D0D"/>
-          <w:shd w:val="clear" w:color="auto" w:fill="FFFFFF"/>
-          <w:lang w:val="es-ES"/>
-        </w:rPr>
-        <w:t xml:space="preserve">código, pues </w:t>
-      </w:r>
-      <w:r>
-        <w:rPr>
-          <w:rFonts w:ascii="Segoe UI" w:hAnsi="Segoe UI" w:cs="Segoe UI"/>
-          <w:color w:val="0D0D0D"/>
-          <w:shd w:val="clear" w:color="auto" w:fill="FFFFFF"/>
-          <w:lang w:val="es-ES"/>
-        </w:rPr>
-        <w:t>aun no comprendemos muy bien como implementarla</w:t>
-      </w:r>
-      <w:bookmarkStart w:id="0" w:name="_GoBack"/>
-      <w:bookmarkEnd w:id="0"/>
-    </w:p>
-    <w:p>
-      <w:pPr>
-        <w:rPr>
-          <w:rFonts w:ascii="Segoe UI" w:hAnsi="Segoe UI" w:cs="Segoe UI"/>
-          <w:color w:val="0D0D0D"/>
-          <w:shd w:val="clear" w:color="auto" w:fill="FFFFFF"/>
-          <w:lang w:val="es-ES"/>
-        </w:rPr>
-      </w:pPr>
-      <w:r>
-        <w:rPr>
-          <w:rFonts w:ascii="Segoe UI" w:hAnsi="Segoe UI" w:cs="Segoe UI"/>
-          <w:color w:val="0D0D0D"/>
-          <w:shd w:val="clear" w:color="auto" w:fill="FFFFFF"/>
-          <w:lang w:val="es-ES"/>
-        </w:rPr>
-        <w:t>6)</w:t>
-      </w:r>
-      <w:r>
-        <w:rPr>
-          <w:rFonts w:ascii="Segoe UI" w:hAnsi="Segoe UI" w:cs="Segoe UI"/>
-          <w:color w:val="0D0D0D"/>
-          <w:shd w:val="clear" w:color="auto" w:fill="FFFFFF"/>
-          <w:lang w:val="es-ES"/>
-        </w:rPr>
-        <w:t xml:space="preserve"> </w:t>
-      </w:r>
-      <w:r>
-        <w:rPr>
-          <w:rFonts w:ascii="Segoe UI" w:hAnsi="Segoe UI" w:cs="Segoe UI"/>
-          <w:color w:val="0D0D0D"/>
-          <w:shd w:val="clear" w:color="auto" w:fill="FFFFFF"/>
-          <w:lang w:val="es-ES"/>
-        </w:rPr>
-        <w:t>Dejamos de dividir el trabajo y empezamos a trabajar ambos en todos los aspectos del proyecto, código, diseño y creación de pruebas.</w:t>
-      </w:r>
-    </w:p>
-    <w:p>
-      <w:pPr>
-        <w:rPr>
-          <w:rFonts w:ascii="Segoe UI" w:hAnsi="Segoe UI" w:cs="Segoe UI"/>
-          <w:color w:val="0D0D0D"/>
-          <w:shd w:val="clear" w:color="auto" w:fill="FFFFFF"/>
-          <w:lang w:val="es-ES"/>
-        </w:rPr>
-      </w:pPr>
-      <w:r>
-        <w:rPr>
-          <w:rFonts w:ascii="Segoe UI" w:hAnsi="Segoe UI" w:cs="Segoe UI"/>
-          <w:color w:val="0D0D0D"/>
-          <w:shd w:val="clear" w:color="auto" w:fill="FFFFFF"/>
-          <w:lang w:val="es-ES"/>
-        </w:rPr>
-        <w:t>7)</w:t>
-      </w:r>
-      <w:r>
-        <w:rPr>
-          <w:rFonts w:ascii="Segoe UI" w:hAnsi="Segoe UI" w:cs="Segoe UI"/>
-          <w:color w:val="0D0D0D"/>
-          <w:shd w:val="clear" w:color="auto" w:fill="FFFFFF"/>
-          <w:lang w:val="es-ES"/>
-        </w:rPr>
-        <w:t xml:space="preserve">La </w:t>
-      </w:r>
-      <w:proofErr w:type="spellStart"/>
-      <w:r>
-        <w:rPr>
-          <w:rFonts w:ascii="Segoe UI" w:hAnsi="Segoe UI" w:cs="Segoe UI"/>
-          <w:color w:val="0D0D0D"/>
-          <w:shd w:val="clear" w:color="auto" w:fill="FFFFFF"/>
-          <w:lang w:val="es-ES"/>
-        </w:rPr>
-        <w:t>practica</w:t>
-      </w:r>
-      <w:proofErr w:type="spellEnd"/>
-      <w:r>
-        <w:rPr>
-          <w:rFonts w:ascii="Segoe UI" w:hAnsi="Segoe UI" w:cs="Segoe UI"/>
-          <w:color w:val="0D0D0D"/>
-          <w:shd w:val="clear" w:color="auto" w:fill="FFFFFF"/>
-          <w:lang w:val="es-ES"/>
-        </w:rPr>
-        <w:t xml:space="preserve"> de pruebas unitarias para métodos, ya que eran pedidas en el entregable </w:t>
-      </w:r>
-    </w:p>
-    <w:p>
-      <w:pPr>
-        <w:pStyle w:val="NormalWeb"/>
-        <w:shd w:val="clear" w:color="auto" w:fill="FFFFFF"/>
-        <w:spacing w:before="0" w:beforeAutospacing="0" w:after="0" w:afterAutospacing="0"/>
-        <w:rPr>
-          <w:rFonts w:ascii="Segoe UI" w:hAnsi="Segoe UI" w:cs="Segoe UI"/>
-          <w:color w:val="0D0D0D"/>
-          <w:sz w:val="27"/>
-          <w:szCs w:val="27"/>
-          <w:lang w:val="es-ES"/>
-        </w:rPr>
-      </w:pPr>
-      <w:r>
-        <w:rPr>
-          <w:rFonts w:ascii="Segoe UI" w:hAnsi="Segoe UI" w:cs="Segoe UI"/>
-          <w:color w:val="0D0D0D"/>
-          <w:shd w:val="clear" w:color="auto" w:fill="FFFFFF"/>
-          <w:lang w:val="es-ES"/>
-        </w:rPr>
-        <w:t>8)</w:t>
-      </w:r>
-      <w:r>
-        <w:rPr>
-          <w:rFonts w:ascii="Segoe UI" w:hAnsi="Segoe UI" w:cs="Segoe UI"/>
-          <w:color w:val="0D0D0D"/>
-          <w:sz w:val="27"/>
-          <w:szCs w:val="27"/>
-          <w:lang w:val="es-ES"/>
+          <w:lang w:val="es-CO"/>
+        </w:rPr>
+      </w:pPr>
+    </w:p>
+    <w:p>
+      <w:pPr>
+        <w:rPr>
+          <w:lang w:val="es-CO"/>
+        </w:rPr>
+      </w:pPr>
+      <w:r>
+        <w:rPr>
+          <w:lang w:val="es-CO"/>
+        </w:rPr>
+        <w:t>4). llevar la cobertura de 70 % a más de 75 % y eliminar todas las violaciones de prioridad alta.</w:t>
+      </w:r>
+    </w:p>
+    <w:p>
+      <w:pPr>
+        <w:rPr>
+          <w:lang w:val="es-CO"/>
+        </w:rPr>
+      </w:pPr>
+    </w:p>
+    <w:p>
+      <w:pPr>
+        <w:rPr>
+          <w:lang w:val="es-CO"/>
+        </w:rPr>
+      </w:pPr>
+      <w:r>
+        <w:rPr>
+          <w:lang w:val="es-CO"/>
+        </w:rPr>
+        <w:t>5</w:t>
+      </w:r>
+      <w:r>
+        <w:rPr>
+          <w:lang w:val="es-CO"/>
+        </w:rPr>
+        <w:t>)</w:t>
+      </w:r>
+      <w:r>
+        <w:rPr>
+          <w:lang w:val="es-CO"/>
+        </w:rPr>
+        <w:t xml:space="preserve">configurar VS Code con JUnit </w:t>
+      </w:r>
+      <w:r>
+        <w:rPr>
+          <w:lang w:val="es-CO"/>
+        </w:rPr>
+        <w:t>me</w:t>
+      </w:r>
+      <w:r>
+        <w:rPr>
+          <w:lang w:val="es-CO"/>
+        </w:rPr>
+        <w:t xml:space="preserve"> tomó tiempo, y lo resolv</w:t>
+      </w:r>
+      <w:r>
+        <w:rPr>
+          <w:lang w:val="es-CO"/>
+        </w:rPr>
+        <w:t>i</w:t>
+      </w:r>
+      <w:r>
+        <w:rPr>
+          <w:lang w:val="es-CO"/>
+        </w:rPr>
+        <w:t xml:space="preserve"> con la estructura de Maven</w:t>
+      </w:r>
+      <w:r>
+        <w:rPr>
+          <w:lang w:val="es-CO"/>
+        </w:rPr>
+        <w:t>(Según claude)</w:t>
+      </w:r>
+      <w:r>
+        <w:rPr>
+          <w:lang w:val="es-CO"/>
         </w:rPr>
         <w:t>.</w:t>
       </w:r>
-      <w:r>
-        <w:rPr>
-          <w:rFonts w:ascii="Segoe UI" w:hAnsi="Segoe UI" w:cs="Segoe UI"/>
-          <w:color w:val="0D0D0D"/>
-          <w:sz w:val="27"/>
-          <w:szCs w:val="27"/>
-          <w:lang w:val="es-ES"/>
-        </w:rPr>
-        <w:t xml:space="preserve"> </w:t>
-      </w:r>
-      <w:r>
-        <w:rPr>
-          <w:rFonts w:ascii="Segoe UI" w:hAnsi="Segoe UI" w:cs="Segoe UI"/>
-          <w:color w:val="0D0D0D"/>
-          <w:sz w:val="22"/>
-          <w:szCs w:val="22"/>
-          <w:lang w:val="es-ES"/>
-        </w:rPr>
-        <w:t>Mayormente trabaje referenciándome en notas de clase</w:t>
-      </w:r>
-      <w:r>
-        <w:rPr>
-          <w:rFonts w:ascii="Segoe UI" w:hAnsi="Segoe UI" w:cs="Segoe UI"/>
-          <w:color w:val="0D0D0D"/>
-          <w:sz w:val="22"/>
-          <w:szCs w:val="22"/>
-          <w:lang w:val="es-ES"/>
-        </w:rPr>
-        <w:t xml:space="preserve">, compañeros e inteligencia artificial sin realizar </w:t>
-      </w:r>
-      <w:proofErr w:type="spellStart"/>
-      <w:r>
-        <w:rPr>
-          <w:rFonts w:ascii="Segoe UI" w:hAnsi="Segoe UI" w:cs="Segoe UI"/>
-          <w:color w:val="0D0D0D"/>
-          <w:sz w:val="22"/>
-          <w:szCs w:val="22"/>
-          <w:lang w:val="es-ES"/>
-        </w:rPr>
-        <w:t>vibe</w:t>
-      </w:r>
-      <w:proofErr w:type="spellEnd"/>
-      <w:r>
-        <w:rPr>
-          <w:rFonts w:ascii="Segoe UI" w:hAnsi="Segoe UI" w:cs="Segoe UI"/>
-          <w:color w:val="0D0D0D"/>
-          <w:sz w:val="22"/>
-          <w:szCs w:val="22"/>
-          <w:lang w:val="es-ES"/>
-        </w:rPr>
-        <w:t xml:space="preserve"> </w:t>
-      </w:r>
-      <w:proofErr w:type="spellStart"/>
-      <w:r>
-        <w:rPr>
-          <w:rFonts w:ascii="Segoe UI" w:hAnsi="Segoe UI" w:cs="Segoe UI"/>
-          <w:color w:val="0D0D0D"/>
-          <w:sz w:val="22"/>
-          <w:szCs w:val="22"/>
-          <w:lang w:val="es-ES"/>
-        </w:rPr>
-        <w:t>coding</w:t>
-      </w:r>
-      <w:proofErr w:type="spellEnd"/>
-      <w:r>
-        <w:rPr>
-          <w:rFonts w:ascii="Segoe UI" w:hAnsi="Segoe UI" w:cs="Segoe UI"/>
-          <w:color w:val="0D0D0D"/>
-          <w:sz w:val="22"/>
-          <w:szCs w:val="22"/>
-          <w:lang w:val="es-ES"/>
-        </w:rPr>
-        <w:t xml:space="preserve">, ya que la utilice principalmente para </w:t>
-      </w:r>
-      <w:r>
-        <w:rPr>
-          <w:rFonts w:ascii="Segoe UI" w:hAnsi="Segoe UI" w:cs="Segoe UI"/>
-          <w:color w:val="0D0D0D"/>
-          <w:sz w:val="22"/>
-          <w:szCs w:val="22"/>
-          <w:lang w:val="es-ES"/>
-        </w:rPr>
-        <w:t xml:space="preserve">mejorar las ideas que </w:t>
-      </w:r>
-      <w:proofErr w:type="spellStart"/>
-      <w:r>
-        <w:rPr>
-          <w:rFonts w:ascii="Segoe UI" w:hAnsi="Segoe UI" w:cs="Segoe UI"/>
-          <w:color w:val="0D0D0D"/>
-          <w:sz w:val="22"/>
-          <w:szCs w:val="22"/>
-          <w:lang w:val="es-ES"/>
-        </w:rPr>
-        <w:t>tenia</w:t>
-      </w:r>
-      <w:proofErr w:type="spellEnd"/>
-      <w:r>
-        <w:rPr>
-          <w:rFonts w:ascii="Segoe UI" w:hAnsi="Segoe UI" w:cs="Segoe UI"/>
-          <w:color w:val="0D0D0D"/>
-          <w:sz w:val="22"/>
-          <w:szCs w:val="22"/>
-          <w:lang w:val="es-ES"/>
-        </w:rPr>
-        <w:t xml:space="preserve"> desde un principio, solo pidiendo recomendaciones mas no cambios</w:t>
-      </w:r>
-    </w:p>
-    <w:p>
-      <w:pPr>
-        <w:rPr>
-          <w:lang w:val="es-ES"/>
-        </w:rPr>
-      </w:pPr>
+    </w:p>
+    <w:p>
+      <w:pPr>
+        <w:rPr>
+          <w:lang w:val="es-CO"/>
+        </w:rPr>
+      </w:pPr>
+    </w:p>
+    <w:p>
+      <w:pPr>
+        <w:rPr>
+          <w:lang w:val="es-CO"/>
+        </w:rPr>
+      </w:pPr>
+      <w:r>
+        <w:rPr>
+          <w:lang w:val="es-CO"/>
+        </w:rPr>
+        <w:t>7) La práctica de pruebas unitarias</w:t>
+      </w:r>
+      <w:r>
+        <w:rPr>
+          <w:lang w:val="es-CO"/>
+        </w:rPr>
+        <w:t xml:space="preserve"> y de aceptacion</w:t>
+      </w:r>
+      <w:r>
+        <w:rPr>
+          <w:lang w:val="es-CO"/>
+        </w:rPr>
+        <w:t xml:space="preserve"> para métodos, ya que eran pedidas en el entregable.</w:t>
+      </w:r>
+    </w:p>
+    <w:p>
+      <w:pPr>
+        <w:rPr>
+          <w:lang w:val="es-CO"/>
+        </w:rPr>
+      </w:pPr>
+    </w:p>
+    <w:p>
+      <w:pPr>
+        <w:rPr>
+          <w:lang w:val="es-CO"/>
+        </w:rPr>
+      </w:pPr>
+      <w:r>
+        <w:rPr>
+          <w:lang w:val="es-CO"/>
+        </w:rPr>
+        <w:t xml:space="preserve">8) </w:t>
+      </w:r>
+      <w:r>
+        <w:rPr>
+          <w:lang w:val="es-CO"/>
+        </w:rPr>
+        <w:t>Principalmente Claude, ya que fue la herramienta que mas utilice, intente usar documentación sobre por ejemplo el uso de la consola para el jacoco, pero</w:t>
+      </w:r>
+      <w:r>
+        <w:rPr>
+          <w:lang w:val="es-CO"/>
+        </w:rPr>
+        <w:t xml:space="preserve"> no me funcionaba y trabajando con Claude se hacia mas intuitivo.</w:t>
+      </w:r>
     </w:p>
     <w:sectPr>
       <w:pgSz w:w="12240" w:h="15840"/>
@@ -823,7 +366,7 @@
 </file>
 
 <file path=word/numbering.xml><?xml version="1.0" encoding="utf-8"?>
-<w:numbering xmlns:wpc="http://schemas.microsoft.com/office/word/2010/wordprocessingCanvas" xmlns:cx="http://schemas.microsoft.com/office/drawing/2014/chartex" xmlns:cx1="http://schemas.microsoft.com/office/drawing/2015/9/8/chartex" xmlns:cx2="http://schemas.microsoft.com/office/drawing/2015/10/21/chartex" xmlns:cx3="http://schemas.microsoft.com/office/drawing/2016/5/9/chartex" xmlns:cx4="http://schemas.microsoft.com/office/drawing/2016/5/10/chartex" xmlns:cx5="http://schemas.microsoft.com/office/drawing/2016/5/11/chartex" xmlns:cx6="http://schemas.microsoft.com/office/drawing/2016/5/12/chartex" xmlns:cx7="http://schemas.microsoft.com/office/drawing/2016/5/13/chartex" xmlns:cx8="http://schemas.microsoft.com/office/drawing/2016/5/14/chartex" xmlns:mc="http://schemas.openxmlformats.org/markup-compatibility/2006" xmlns:aink="http://schemas.microsoft.com/office/drawing/2016/ink" xmlns:am3d="http://schemas.microsoft.com/office/drawing/2017/model3d" xmlns:o="urn:schemas-microsoft-com:office:office" xmlns:r="http://schemas.openxmlformats.org/officeDocument/2006/relationships" xmlns:m="http://schemas.openxmlformats.org/officeDocument/2006/math" xmlns:v="urn:schemas-microsoft-com:vml" xmlns:wp14="http://schemas.microsoft.com/office/word/2010/wordprocessingDrawing" xmlns:wp="http://schemas.openxmlformats.org/drawingml/2006/wordprocessingDrawing" xmlns:w10="urn:schemas-microsoft-com:office:word" xmlns:w="http://schemas.openxmlformats.org/wordprocessingml/2006/main" xmlns:w14="http://schemas.microsoft.com/office/word/2010/wordml" xmlns:w15="http://schemas.microsoft.com/office/word/2012/wordml" xmlns:w16cid="http://schemas.microsoft.com/office/word/2016/wordml/cid" xmlns:w16se="http://schemas.microsoft.com/office/word/2015/wordml/symex" xmlns:wpg="http://schemas.microsoft.com/office/word/2010/wordprocessingGroup" xmlns:wpi="http://schemas.microsoft.com/office/word/2010/wordprocessingInk" xmlns:wne="http://schemas.microsoft.com/office/word/2006/wordml" xmlns:wps="http://schemas.microsoft.com/office/word/2010/wordprocessingShape" mc:Ignorable="w14 w15 w16se w16cid wp14">
+<w:numbering xmlns:wpc="http://schemas.microsoft.com/office/word/2010/wordprocessingCanvas" xmlns:cx="http://schemas.microsoft.com/office/drawing/2014/chartex" xmlns:cx1="http://schemas.microsoft.com/office/drawing/2015/9/8/chartex" xmlns:cx2="http://schemas.microsoft.com/office/drawing/2015/10/21/chartex" xmlns:cx3="http://schemas.microsoft.com/office/drawing/2016/5/9/chartex" xmlns:cx4="http://schemas.microsoft.com/office/drawing/2016/5/10/chartex" xmlns:cx5="http://schemas.microsoft.com/office/drawing/2016/5/11/chartex" xmlns:cx6="http://schemas.microsoft.com/office/drawing/2016/5/12/chartex" xmlns:cx7="http://schemas.microsoft.com/office/drawing/2016/5/13/chartex" xmlns:cx8="http://schemas.microsoft.com/office/drawing/2016/5/14/chartex" xmlns:mc="http://schemas.openxmlformats.org/markup-compatibility/2006" xmlns:aink="http://schemas.microsoft.com/office/drawing/2016/ink" xmlns:am3d="http://schemas.microsoft.com/office/drawing/2017/model3d" xmlns:o="urn:schemas-microsoft-com:office:office" xmlns:oel="http://schemas.microsoft.com/office/2019/extlst" xmlns:r="http://schemas.openxmlformats.org/officeDocument/2006/relationships" xmlns:m="http://schemas.openxmlformats.org/officeDocument/2006/math" xmlns:v="urn:schemas-microsoft-com:vml" xmlns:wp14="http://schemas.microsoft.com/office/word/2010/wordprocessingDrawing" xmlns:wp="http://schemas.openxmlformats.org/drawingml/2006/wordprocessingDrawing" xmlns:w10="urn:schemas-microsoft-com:office:word" xmlns:w="http://schemas.openxmlformats.org/wordprocessingml/2006/main" xmlns:w14="http://schemas.microsoft.com/office/word/2010/wordml" xmlns:w15="http://schemas.microsoft.com/office/word/2012/wordml" xmlns:w16cex="http://schemas.microsoft.com/office/word/2018/wordml/cex" xmlns:w16cid="http://schemas.microsoft.com/office/word/2016/wordml/cid" xmlns:w16="http://schemas.microsoft.com/office/word/2018/wordml" xmlns:w16du="http://schemas.microsoft.com/office/word/2023/wordml/word16du" xmlns:w16sdtdh="http://schemas.microsoft.com/office/word/2020/wordml/sdtdatahash" xmlns:w16sdtfl="http://schemas.microsoft.com/office/word/2024/wordml/sdtformatlock" xmlns:w16se="http://schemas.microsoft.com/office/word/2015/wordml/symex" xmlns:wpg="http://schemas.microsoft.com/office/word/2010/wordprocessingGroup" xmlns:wpi="http://schemas.microsoft.com/office/word/2010/wordprocessingInk" xmlns:wne="http://schemas.microsoft.com/office/word/2006/wordml" xmlns:wps="http://schemas.microsoft.com/office/word/2010/wordprocessingShape" mc:Ignorable="w14 w15 w16se w16cid w16 w16cex w16sdtdh w16sdtfl w16du wp14">
   <w:abstractNum w:abstractNumId="0" w15:restartNumberingAfterBreak="0">
     <w:nsid w:val="1B5F4292"/>
     <w:multiLevelType w:val="multilevel"/>
@@ -937,14 +480,14 @@
       </w:pPr>
     </w:lvl>
   </w:abstractNum>
-  <w:num w:numId="1">
+  <w:num w:numId="1" w16cid:durableId="1208568402">
     <w:abstractNumId w:val="0"/>
   </w:num>
 </w:numbering>
 </file>
 
 <file path=word/styles.xml><?xml version="1.0" encoding="utf-8"?>
-<w:styles xmlns:mc="http://schemas.openxmlformats.org/markup-compatibility/2006" xmlns:r="http://schemas.openxmlformats.org/officeDocument/2006/relationships" xmlns:w="http://schemas.openxmlformats.org/wordprocessingml/2006/main" xmlns:w14="http://schemas.microsoft.com/office/word/2010/wordml" xmlns:w15="http://schemas.microsoft.com/office/word/2012/wordml" xmlns:w16cid="http://schemas.microsoft.com/office/word/2016/wordml/cid" xmlns:w16se="http://schemas.microsoft.com/office/word/2015/wordml/symex" mc:Ignorable="w14 w15 w16se w16cid">
+<w:styles xmlns:mc="http://schemas.openxmlformats.org/markup-compatibility/2006" xmlns:r="http://schemas.openxmlformats.org/officeDocument/2006/relationships" xmlns:w="http://schemas.openxmlformats.org/wordprocessingml/2006/main" xmlns:w14="http://schemas.microsoft.com/office/word/2010/wordml" xmlns:w15="http://schemas.microsoft.com/office/word/2012/wordml" xmlns:w16cex="http://schemas.microsoft.com/office/word/2018/wordml/cex" xmlns:w16cid="http://schemas.microsoft.com/office/word/2016/wordml/cid" xmlns:w16="http://schemas.microsoft.com/office/word/2018/wordml" xmlns:w16du="http://schemas.microsoft.com/office/word/2023/wordml/word16du" xmlns:w16sdtdh="http://schemas.microsoft.com/office/word/2020/wordml/sdtdatahash" xmlns:w16sdtfl="http://schemas.microsoft.com/office/word/2024/wordml/sdtformatlock" xmlns:w16se="http://schemas.microsoft.com/office/word/2015/wordml/symex" mc:Ignorable="w14 w15 w16se w16cid w16 w16cex w16sdtdh w16sdtfl w16du">
   <w:docDefaults>
     <w:rPrDefault>
       <w:rPr>
@@ -960,7 +503,7 @@
       </w:pPr>
     </w:pPrDefault>
   </w:docDefaults>
-  <w:latentStyles w:defLockedState="0" w:defUIPriority="99" w:defSemiHidden="0" w:defUnhideWhenUsed="0" w:defQFormat="0" w:count="375">
+  <w:latentStyles w:defLockedState="0" w:defUIPriority="99" w:defSemiHidden="0" w:defUnhideWhenUsed="0" w:defQFormat="0" w:count="376">
     <w:lsdException w:name="Normal" w:uiPriority="0" w:qFormat="1"/>
     <w:lsdException w:name="heading 1" w:uiPriority="9" w:qFormat="1"/>
     <w:lsdException w:name="heading 2" w:semiHidden="1" w:uiPriority="9" w:unhideWhenUsed="1" w:qFormat="1"/>
@@ -1336,18 +879,19 @@
     <w:lsdException w:name="Smart Hyperlink" w:semiHidden="1" w:unhideWhenUsed="1"/>
     <w:lsdException w:name="Hashtag" w:semiHidden="1" w:unhideWhenUsed="1"/>
     <w:lsdException w:name="Unresolved Mention" w:semiHidden="1" w:unhideWhenUsed="1"/>
+    <w:lsdException w:name="Smart Link" w:semiHidden="1" w:unhideWhenUsed="1"/>
   </w:latentStyles>
   <w:style w:type="paragraph" w:default="1" w:styleId="Normal">
     <w:name w:val="Normal"/>
     <w:qFormat/>
   </w:style>
-  <w:style w:type="character" w:default="1" w:styleId="DefaultParagraphFont">
+  <w:style w:type="character" w:default="1" w:styleId="Fuentedeprrafopredeter">
     <w:name w:val="Default Paragraph Font"/>
     <w:uiPriority w:val="1"/>
     <w:semiHidden/>
     <w:unhideWhenUsed/>
   </w:style>
-  <w:style w:type="table" w:default="1" w:styleId="TableNormal">
+  <w:style w:type="table" w:default="1" w:styleId="Tablanormal">
     <w:name w:val="Normal Table"/>
     <w:uiPriority w:val="99"/>
     <w:semiHidden/>
@@ -1362,7 +906,7 @@
       </w:tblCellMar>
     </w:tblPr>
   </w:style>
-  <w:style w:type="numbering" w:default="1" w:styleId="NoList">
+  <w:style w:type="numbering" w:default="1" w:styleId="Sinlista">
     <w:name w:val="No List"/>
     <w:uiPriority w:val="99"/>
     <w:semiHidden/>
@@ -1384,9 +928,9 @@
       <w:szCs w:val="24"/>
     </w:rPr>
   </w:style>
-  <w:style w:type="character" w:styleId="Strong">
+  <w:style w:type="character" w:styleId="Fuerte">
     <w:name w:val="Strong"/>
-    <w:basedOn w:val="DefaultParagraphFont"/>
+    <w:basedOn w:val="Fuentedeprrafopredeter"/>
     <w:uiPriority w:val="22"/>
     <w:qFormat/>
     <w:rsid w:val="005D26F7"/>
